--- a/单片机学习【硬件】.docx
+++ b/单片机学习【硬件】.docx
@@ -517,7 +517,7 @@
     <w:p>
       <w:pPr>
         <w:rPr>
-          <w:rFonts w:hint="default" w:eastAsia="宋体"/>
+          <w:rFonts w:hint="eastAsia"/>
           <w:lang w:val="en-US" w:eastAsia="zh-CN"/>
         </w:rPr>
       </w:pPr>
@@ -528,6 +528,14 @@
         </w:rPr>
         <w:t>三个输入表示十进制是几，则输出端第几位输出0</w:t>
       </w:r>
+    </w:p>
+    <w:p>
+      <w:pPr>
+        <w:rPr>
+          <w:rFonts w:hint="default"/>
+          <w:lang w:val="en-US" w:eastAsia="zh-CN"/>
+        </w:rPr>
+      </w:pPr>
       <w:bookmarkStart w:id="0" w:name="_GoBack"/>
       <w:bookmarkEnd w:id="0"/>
     </w:p>
